--- a/docs/jd-fit/resumes/cloudera-fde.docx
+++ b/docs/jd-fit/resumes/cloudera-fde.docx
@@ -246,28 +246,6 @@
           <w:b/>
           <w:bCs/>
         </w:rPr>
-        <w:t xml:space="preserve">Evidence-gated tool-use benchmark over real MCP servers</w:t>
-      </w:r>
-      <w:r>
-        <w:t xml:space="preserve"> </w:t>
-      </w:r>
-      <w:r>
-        <w:t xml:space="preserve">— github.com/wjlgatech/mcp-arena</w:t>
-      </w:r>
-    </w:p>
-    <w:p>
-      <w:pPr>
-        <w:pStyle w:val="Compact"/>
-        <w:numPr>
-          <w:ilvl w:val="0"/>
-          <w:numId w:val="1002"/>
-        </w:numPr>
-      </w:pPr>
-      <w:r>
-        <w:rPr>
-          <w:b/>
-          <w:bCs/>
-        </w:rPr>
         <w:t xml:space="preserve">Spatial AI deployed to Fortune 500 field technicians</w:t>
       </w:r>
       <w:r>
@@ -453,6 +431,198 @@
       </w:r>
       <w:r>
         <w:t xml:space="preserve">— Preprints.org, Apr 2026. DOI: 10.20944/preprints202604.0549.v1.</w:t>
+      </w:r>
+    </w:p>
+    <w:p>
+      <w:pPr>
+        <w:pStyle w:val="Compact"/>
+        <w:numPr>
+          <w:ilvl w:val="0"/>
+          <w:numId w:val="1003"/>
+        </w:numPr>
+      </w:pPr>
+      <w:r>
+        <w:rPr>
+          <w:b/>
+          <w:bCs/>
+        </w:rPr>
+        <w:t xml:space="preserve">Failure Benchmarking of NVIDIA’s VSS Tool: Insights from Vision-Language Evaluation</w:t>
+      </w:r>
+      <w:r>
+        <w:t xml:space="preserve"> </w:t>
+      </w:r>
+      <w:r>
+        <w:rPr>
+          <w:i/>
+          <w:iCs/>
+        </w:rPr>
+        <w:t xml:space="preserve">(working paper · first author · in preparation)</w:t>
+      </w:r>
+      <w:r>
+        <w:t xml:space="preserve"> </w:t>
+      </w:r>
+      <w:r>
+        <w:t xml:space="preserve">— Wu, P.J., Shah, A., Hosseini, P., Shahab, S. — Center for Advanced AI, Accenture. A five-mode VLM failure taxonomy made executable over deterministic synthetic stimuli, with the Temporal Grounding Score defined as data. Baseline VSS fails 5/5 modes; two frontier models pass 5/5 and the smallest reproduces 3/5, so the failures track capability, not only late-fusion architecture. No venue selected.</w:t>
+      </w:r>
+    </w:p>
+    <w:p>
+      <w:pPr>
+        <w:pStyle w:val="Compact"/>
+        <w:numPr>
+          <w:ilvl w:val="0"/>
+          <w:numId w:val="1003"/>
+        </w:numPr>
+      </w:pPr>
+      <w:r>
+        <w:rPr>
+          <w:b/>
+          <w:bCs/>
+        </w:rPr>
+        <w:t xml:space="preserve">Adapting the BARE Framework for Synthetic Data Generation in Vision-Language Models</w:t>
+      </w:r>
+      <w:r>
+        <w:t xml:space="preserve"> </w:t>
+      </w:r>
+      <w:r>
+        <w:rPr>
+          <w:i/>
+          <w:iCs/>
+        </w:rPr>
+        <w:t xml:space="preserve">(working paper · first author · in preparation)</w:t>
+      </w:r>
+      <w:r>
+        <w:t xml:space="preserve"> </w:t>
+      </w:r>
+      <w:r>
+        <w:t xml:space="preserve">— Wu, P.J., Shah, A., Hosseini, P., Shahab, S. — Center for Advanced AI, Accenture. Base-model diversity + instruction-tuned correctness as a twin-gated loop. Mode collapse reproduced (0.23 vs 0.62); base-model hallucination did not. Our own first negative was retracted as underpowered (0/18 ⇒ CI [0, 16.7%]) and re-resolved at n=66 and n=72 as a genuine one. No venue selected.</w:t>
+      </w:r>
+    </w:p>
+    <w:p>
+      <w:pPr>
+        <w:pStyle w:val="Compact"/>
+        <w:numPr>
+          <w:ilvl w:val="0"/>
+          <w:numId w:val="1003"/>
+        </w:numPr>
+      </w:pPr>
+      <w:r>
+        <w:rPr>
+          <w:b/>
+          <w:bCs/>
+        </w:rPr>
+        <w:t xml:space="preserve">Eval gates as training-signal factories (RewardForge)</w:t>
+      </w:r>
+      <w:r>
+        <w:t xml:space="preserve"> </w:t>
+      </w:r>
+      <w:r>
+        <w:rPr>
+          <w:i/>
+          <w:iCs/>
+        </w:rPr>
+        <w:t xml:space="preserve">(working paper · unpublished, not submitted)</w:t>
+      </w:r>
+      <w:r>
+        <w:t xml:space="preserve"> </w:t>
+      </w:r>
+      <w:r>
+        <w:t xml:space="preserve">— Every honest eval gate both certifies quality and labels preference data. 162 pairs from certified gates, zero human labels → DPO from scratch → LoRA → held-out hallucination 0.398→0.287; five seeds against a pre-committed criterion, treatment +0.098±0.028 vs shuffled-label control −0.046±0.055.</w:t>
+      </w:r>
+    </w:p>
+    <w:p>
+      <w:pPr>
+        <w:pStyle w:val="Compact"/>
+        <w:numPr>
+          <w:ilvl w:val="0"/>
+          <w:numId w:val="1003"/>
+        </w:numPr>
+      </w:pPr>
+      <w:r>
+        <w:rPr>
+          <w:b/>
+          <w:bCs/>
+        </w:rPr>
+        <w:t xml:space="preserve">Evidence-gated benchmarking of agentic tool use (MCP-Arena)</w:t>
+      </w:r>
+      <w:r>
+        <w:t xml:space="preserve"> </w:t>
+      </w:r>
+      <w:r>
+        <w:rPr>
+          <w:i/>
+          <w:iCs/>
+        </w:rPr>
+        <w:t xml:space="preserve">(working paper · unpublished, not submitted)</w:t>
+      </w:r>
+      <w:r>
+        <w:t xml:space="preserve"> </w:t>
+      </w:r>
+      <w:r>
+        <w:t xml:space="preserve">— 12 tasks × 6 failure-mode categories over real MCP servers, asserting the tool-call trace rather than the prose, so a fluent answer with no tool calls scores zero by construction; ships a hallucinating mock that must score 0 in CI.</w:t>
+      </w:r>
+    </w:p>
+    <w:p>
+      <w:pPr>
+        <w:pStyle w:val="Compact"/>
+        <w:numPr>
+          <w:ilvl w:val="0"/>
+          <w:numId w:val="1003"/>
+        </w:numPr>
+      </w:pPr>
+      <w:r>
+        <w:rPr>
+          <w:b/>
+          <w:bCs/>
+        </w:rPr>
+        <w:t xml:space="preserve">Predicting a frontier lab’s post-training stack, scored rather than asserted</w:t>
+      </w:r>
+      <w:r>
+        <w:t xml:space="preserve"> </w:t>
+      </w:r>
+      <w:r>
+        <w:rPr>
+          <w:i/>
+          <w:iCs/>
+        </w:rPr>
+        <w:t xml:space="preserve">(working paper · 12 predictions registered, Brier UNSCORED)</w:t>
+      </w:r>
+      <w:r>
+        <w:t xml:space="preserve"> </w:t>
+      </w:r>
+      <w:r>
+        <w:t xml:space="preserve">— A ten-stage reconstruction of a frontier lab’s training stack read from its publications, with 12 falsifiable claims registered 2026-08-13 and resolving by 2026-12-31 against the eventual technical report. 0 of 12 resolved, so the Brier score is reported UNSCORED rather than estimated.</w:t>
+      </w:r>
+    </w:p>
+    <w:p>
+      <w:pPr>
+        <w:pStyle w:val="Compact"/>
+        <w:numPr>
+          <w:ilvl w:val="0"/>
+          <w:numId w:val="1003"/>
+        </w:numPr>
+      </w:pPr>
+      <w:r>
+        <w:rPr>
+          <w:b/>
+          <w:bCs/>
+        </w:rPr>
+        <w:t xml:space="preserve">The zero that wasn’t evidence — power discipline for gates that report negatives</w:t>
+      </w:r>
+      <w:r>
+        <w:t xml:space="preserve"> </w:t>
+      </w:r>
+      <w:r>
+        <w:rPr>
+          <w:i/>
+          <w:iCs/>
+        </w:rPr>
+        <w:t xml:space="preserve">(methods note · unpublished, not submitted)</w:t>
+      </w:r>
+      <w:r>
+        <w:t xml:space="preserve"> </w:t>
+      </w:r>
+      <w:r>
+        <w:t xml:space="preserve">— An audit of our own false negative and the rule it produced: wherever a gate reports a negative it must state the n and the smallest effect that n could have resolved — with a runnable tool (Wilson intervals, rule of three, minimum detectable difference), because a rule without one is a slogan.</w:t>
       </w:r>
     </w:p>
     <w:bookmarkEnd w:id="14"/>
